--- a/klagomål/A 31363-2024 FSC-klagomål.docx
+++ b/klagomål/A 31363-2024 FSC-klagomål.docx
@@ -1066,7 +1066,7 @@
     <w:r>
       <w:tab/>
       <w:tab/>
-      <w:t>2024-08-07</w:t>
+      <w:t>2024-08-08</w:t>
       <w:br/>
       <w:br/>
     </w:r>

--- a/klagomål/A 31363-2024 FSC-klagomål.docx
+++ b/klagomål/A 31363-2024 FSC-klagomål.docx
@@ -1066,7 +1066,7 @@
     <w:r>
       <w:tab/>
       <w:tab/>
-      <w:t>2024-08-08</w:t>
+      <w:t>2024-08-09</w:t>
       <w:br/>
       <w:br/>
     </w:r>
